--- a/coursework/AppliedDataScience/Project1_ScamSignatures/HollisT_Proj1MS3_DSC680.docx
+++ b/coursework/AppliedDataScience/Project1_ScamSignatures/HollisT_Proj1MS3_DSC680.docx
@@ -130,7 +130,7 @@
           <w:sz w:val="28"/>
           <w:szCs w:val="28"/>
         </w:rPr>
-        <w:t>Date: October 4, 2026</w:t>
+        <w:t>Date: September 30, 2026</w:t>
       </w:r>
     </w:p>
     <w:p>
